--- a/docs/forms/B1_Readiness_Assessment.docx
+++ b/docs/forms/B1_Readiness_Assessment.docx
@@ -1029,7 +1029,7 @@
                 <w:i w:val="0"/>
                 <w:sz w:val="18"/>
               </w:rPr>
-              <w:t>PAID-IT</w:t>
+              <w:t>IT-PERSON</w:t>
             </w:r>
           </w:p>
         </w:tc>
@@ -1048,7 +1048,7 @@
                 <w:i w:val="0"/>
                 <w:sz w:val="18"/>
               </w:rPr>
-              <w:t>Is there a paid IT person at the hospital?</w:t>
+              <w:t>Is a person employed by the hospital responsible for the system, reachable after we leave?</w:t>
             </w:r>
           </w:p>
         </w:tc>
@@ -1106,7 +1106,7 @@
                 <w:i w:val="0"/>
                 <w:sz w:val="18"/>
               </w:rPr>
-              <w:t>OWNER-5Y</w:t>
+              <w:t>OWNER-COSTS</w:t>
             </w:r>
           </w:p>
         </w:tc>
@@ -1125,7 +1125,7 @@
                 <w:i w:val="0"/>
                 <w:sz w:val="18"/>
               </w:rPr>
-              <w:t>Is there a funded owner for the system for the next five years?</w:t>
+              <w:t>Is there a named owner, and an agreement on who pays the running costs?</w:t>
             </w:r>
           </w:p>
         </w:tc>
@@ -1349,7 +1349,7 @@
           <w:color w:val="5A6672"/>
           <w:sz w:val="17"/>
         </w:rPr>
-        <w:t>Thresholds and scale anchors are not yet calibrated (v0.4). Use the score to structure the conversation, then complete B-2.</w:t>
+        <w:t>Thresholds and scale anchors are not yet calibrated (v0.5). Use the score to structure the conversation, then complete B-2.</w:t>
       </w:r>
     </w:p>
     <w:p>
@@ -1440,7 +1440,7 @@
         <w:color w:val="5A6672"/>
         <w:sz w:val="16"/>
       </w:rPr>
-      <w:t>Handbook v0.4  ·  B-1  ·  Record the handbook version in your closure report</w:t>
+      <w:t>Handbook v0.5  ·  B-1  ·  Record the handbook version in your closure report</w:t>
     </w:r>
   </w:p>
 </w:ftr>
